--- a/docs/reference-forms/output/TAI-FORM-RP-14-blank.docx
+++ b/docs/reference-forms/output/TAI-FORM-RP-14-blank.docx
@@ -51,7 +51,7 @@
                 <w:sz w:val="32"/>
                 <w:szCs w:val="32"/>
               </w:rPr>
-              <w:t xml:space="preserve">설비 안전점검표</w:t>
+              <w:t xml:space="preserve">연구실 옥외저장소 점검일지</w:t>
             </w:r>
           </w:p>
         </w:tc>
@@ -114,7 +114,7 @@
                 <w:sz w:val="20"/>
                 <w:szCs w:val="20"/>
               </w:rPr>
-              <w:t xml:space="preserve">사업장명: </w:t>
+              <w:t xml:space="preserve">연구기관명: </w:t>
             </w:r>
           </w:p>
         </w:tc>
@@ -183,7 +183,7 @@
                 <w:sz w:val="20"/>
                 <w:szCs w:val="20"/>
               </w:rPr>
-              <w:t xml:space="preserve">설비명/번호: </w:t>
+              <w:t xml:space="preserve">저장소명: </w:t>
             </w:r>
           </w:p>
         </w:tc>
@@ -231,7 +231,7 @@
     </w:p>
     <w:tbl>
       <w:tblPr>
-        <w:tblW w:type="dxa" w:w="9635"/>
+        <w:tblW w:type="dxa" w:w="9634"/>
         <w:tblBorders>
           <w:top w:val="single" w:color="auto" w:sz="4"/>
           <w:left w:val="single" w:color="auto" w:sz="4"/>
@@ -244,9 +244,10 @@
       </w:tblPr>
       <w:tblGrid>
         <w:gridCol w:w="566"/>
-        <w:gridCol w:w="5102"/>
+        <w:gridCol w:w="3401"/>
+        <w:gridCol w:w="2040"/>
         <w:gridCol w:w="1700"/>
-        <w:gridCol w:w="2267"/>
+        <w:gridCol w:w="1927"/>
       </w:tblGrid>
       <w:tr>
         <w:trPr>
@@ -289,7 +290,7 @@
         </w:tc>
         <w:tc>
           <w:tcPr>
-            <w:tcW w:type="dxa" w:w="5102"/>
+            <w:tcW w:type="dxa" w:w="3401"/>
             <w:tcBorders>
               <w:top w:val="single" w:color="000000" w:sz="4"/>
               <w:left w:val="single" w:color="000000" w:sz="4"/>
@@ -323,7 +324,7 @@
         </w:tc>
         <w:tc>
           <w:tcPr>
-            <w:tcW w:type="dxa" w:w="1700"/>
+            <w:tcW w:type="dxa" w:w="2040"/>
             <w:tcBorders>
               <w:top w:val="single" w:color="000000" w:sz="4"/>
               <w:left w:val="single" w:color="000000" w:sz="4"/>
@@ -351,13 +352,13 @@
                 <w:sz w:val="20"/>
                 <w:szCs w:val="20"/>
               </w:rPr>
-              <w:t xml:space="preserve">점검 결과(입력)</w:t>
-            </w:r>
-          </w:p>
-        </w:tc>
-        <w:tc>
-          <w:tcPr>
-            <w:tcW w:type="dxa" w:w="2267"/>
+              <w:t xml:space="preserve">보관 상태 기준</w:t>
+            </w:r>
+          </w:p>
+        </w:tc>
+        <w:tc>
+          <w:tcPr>
+            <w:tcW w:type="dxa" w:w="1700"/>
             <w:tcBorders>
               <w:top w:val="single" w:color="000000" w:sz="4"/>
               <w:left w:val="single" w:color="000000" w:sz="4"/>
@@ -385,7 +386,41 @@
                 <w:sz w:val="20"/>
                 <w:szCs w:val="20"/>
               </w:rPr>
-              <w:t xml:space="preserve">비고</w:t>
+              <w:t xml:space="preserve">점검 결과(입력)</w:t>
+            </w:r>
+          </w:p>
+        </w:tc>
+        <w:tc>
+          <w:tcPr>
+            <w:tcW w:type="dxa" w:w="1927"/>
+            <w:tcBorders>
+              <w:top w:val="single" w:color="000000" w:sz="4"/>
+              <w:left w:val="single" w:color="000000" w:sz="4"/>
+              <w:bottom w:val="single" w:color="000000" w:sz="4"/>
+              <w:right w:val="single" w:color="000000" w:sz="4"/>
+            </w:tcBorders>
+            <w:shd w:fill="E8E8E8" w:color="auto" w:val="clear"/>
+            <w:tcMar>
+              <w:top w:type="dxa" w:w="170"/>
+              <w:left w:type="dxa" w:w="170"/>
+              <w:bottom w:type="dxa" w:w="170"/>
+              <w:right w:type="dxa" w:w="170"/>
+            </w:tcMar>
+            <w:vAlign w:val="center"/>
+          </w:tcPr>
+          <w:p>
+            <w:pPr>
+              <w:jc w:val="center"/>
+            </w:pPr>
+            <w:r>
+              <w:rPr>
+                <w:rFonts w:ascii="NanumGothic" w:cs="NanumGothic" w:eastAsia="NanumGothic" w:hAnsi="NanumGothic"/>
+                <w:b/>
+                <w:bCs/>
+                <w:sz w:val="20"/>
+                <w:szCs w:val="20"/>
+              </w:rPr>
+              <w:t xml:space="preserve">이상사항/조치(입력)</w:t>
             </w:r>
           </w:p>
         </w:tc>
@@ -428,7 +463,39 @@
         </w:tc>
         <w:tc>
           <w:tcPr>
-            <w:tcW w:type="dxa" w:w="5102"/>
+            <w:tcW w:type="dxa" w:w="3401"/>
+            <w:tcBorders>
+              <w:top w:val="single" w:color="000000" w:sz="4"/>
+              <w:left w:val="single" w:color="000000" w:sz="4"/>
+              <w:bottom w:val="single" w:color="000000" w:sz="4"/>
+              <w:right w:val="single" w:color="000000" w:sz="4"/>
+            </w:tcBorders>
+            <w:shd w:fill="ffffff" w:color="auto" w:val="clear"/>
+            <w:tcMar>
+              <w:top w:type="dxa" w:w="170"/>
+              <w:left w:type="dxa" w:w="170"/>
+              <w:bottom w:type="dxa" w:w="170"/>
+              <w:right w:type="dxa" w:w="170"/>
+            </w:tcMar>
+            <w:vAlign w:val="center"/>
+          </w:tcPr>
+          <w:p>
+            <w:pPr>
+              <w:jc w:val="left"/>
+            </w:pPr>
+            <w:r>
+              <w:rPr>
+                <w:rFonts w:ascii="NanumGothic" w:cs="NanumGothic" w:eastAsia="NanumGothic" w:hAnsi="NanumGothic"/>
+                <w:sz w:val="20"/>
+                <w:szCs w:val="20"/>
+              </w:rPr>
+              <w:t xml:space="preserve"/>
+            </w:r>
+          </w:p>
+        </w:tc>
+        <w:tc>
+          <w:tcPr>
+            <w:tcW w:type="dxa" w:w="2040"/>
             <w:tcBorders>
               <w:top w:val="single" w:color="000000" w:sz="4"/>
               <w:left w:val="single" w:color="000000" w:sz="4"/>
@@ -492,7 +559,7 @@
         </w:tc>
         <w:tc>
           <w:tcPr>
-            <w:tcW w:type="dxa" w:w="2267"/>
+            <w:tcW w:type="dxa" w:w="1927"/>
             <w:tcBorders>
               <w:top w:val="single" w:color="000000" w:sz="4"/>
               <w:left w:val="single" w:color="000000" w:sz="4"/>
@@ -561,7 +628,7 @@
         </w:tc>
         <w:tc>
           <w:tcPr>
-            <w:tcW w:type="dxa" w:w="5102"/>
+            <w:tcW w:type="dxa" w:w="3401"/>
             <w:tcBorders>
               <w:top w:val="single" w:color="000000" w:sz="4"/>
               <w:left w:val="single" w:color="000000" w:sz="4"/>
@@ -593,6 +660,38 @@
         </w:tc>
         <w:tc>
           <w:tcPr>
+            <w:tcW w:type="dxa" w:w="2040"/>
+            <w:tcBorders>
+              <w:top w:val="single" w:color="000000" w:sz="4"/>
+              <w:left w:val="single" w:color="000000" w:sz="4"/>
+              <w:bottom w:val="single" w:color="000000" w:sz="4"/>
+              <w:right w:val="single" w:color="000000" w:sz="4"/>
+            </w:tcBorders>
+            <w:shd w:fill="F5F5F5" w:color="auto" w:val="clear"/>
+            <w:tcMar>
+              <w:top w:type="dxa" w:w="170"/>
+              <w:left w:type="dxa" w:w="170"/>
+              <w:bottom w:type="dxa" w:w="170"/>
+              <w:right w:type="dxa" w:w="170"/>
+            </w:tcMar>
+            <w:vAlign w:val="center"/>
+          </w:tcPr>
+          <w:p>
+            <w:pPr>
+              <w:jc w:val="left"/>
+            </w:pPr>
+            <w:r>
+              <w:rPr>
+                <w:rFonts w:ascii="NanumGothic" w:cs="NanumGothic" w:eastAsia="NanumGothic" w:hAnsi="NanumGothic"/>
+                <w:sz w:val="20"/>
+                <w:szCs w:val="20"/>
+              </w:rPr>
+              <w:t xml:space="preserve"/>
+            </w:r>
+          </w:p>
+        </w:tc>
+        <w:tc>
+          <w:tcPr>
             <w:tcW w:type="dxa" w:w="1700"/>
             <w:tcBorders>
               <w:top w:val="single" w:color="000000" w:sz="4"/>
@@ -625,7 +724,7 @@
         </w:tc>
         <w:tc>
           <w:tcPr>
-            <w:tcW w:type="dxa" w:w="2267"/>
+            <w:tcW w:type="dxa" w:w="1927"/>
             <w:tcBorders>
               <w:top w:val="single" w:color="000000" w:sz="4"/>
               <w:left w:val="single" w:color="000000" w:sz="4"/>
@@ -694,7 +793,39 @@
         </w:tc>
         <w:tc>
           <w:tcPr>
-            <w:tcW w:type="dxa" w:w="5102"/>
+            <w:tcW w:type="dxa" w:w="3401"/>
+            <w:tcBorders>
+              <w:top w:val="single" w:color="000000" w:sz="4"/>
+              <w:left w:val="single" w:color="000000" w:sz="4"/>
+              <w:bottom w:val="single" w:color="000000" w:sz="4"/>
+              <w:right w:val="single" w:color="000000" w:sz="4"/>
+            </w:tcBorders>
+            <w:shd w:fill="ffffff" w:color="auto" w:val="clear"/>
+            <w:tcMar>
+              <w:top w:type="dxa" w:w="170"/>
+              <w:left w:type="dxa" w:w="170"/>
+              <w:bottom w:type="dxa" w:w="170"/>
+              <w:right w:type="dxa" w:w="170"/>
+            </w:tcMar>
+            <w:vAlign w:val="center"/>
+          </w:tcPr>
+          <w:p>
+            <w:pPr>
+              <w:jc w:val="left"/>
+            </w:pPr>
+            <w:r>
+              <w:rPr>
+                <w:rFonts w:ascii="NanumGothic" w:cs="NanumGothic" w:eastAsia="NanumGothic" w:hAnsi="NanumGothic"/>
+                <w:sz w:val="20"/>
+                <w:szCs w:val="20"/>
+              </w:rPr>
+              <w:t xml:space="preserve"/>
+            </w:r>
+          </w:p>
+        </w:tc>
+        <w:tc>
+          <w:tcPr>
+            <w:tcW w:type="dxa" w:w="2040"/>
             <w:tcBorders>
               <w:top w:val="single" w:color="000000" w:sz="4"/>
               <w:left w:val="single" w:color="000000" w:sz="4"/>
@@ -758,7 +889,7 @@
         </w:tc>
         <w:tc>
           <w:tcPr>
-            <w:tcW w:type="dxa" w:w="2267"/>
+            <w:tcW w:type="dxa" w:w="1927"/>
             <w:tcBorders>
               <w:top w:val="single" w:color="000000" w:sz="4"/>
               <w:left w:val="single" w:color="000000" w:sz="4"/>
@@ -827,7 +958,7 @@
         </w:tc>
         <w:tc>
           <w:tcPr>
-            <w:tcW w:type="dxa" w:w="5102"/>
+            <w:tcW w:type="dxa" w:w="3401"/>
             <w:tcBorders>
               <w:top w:val="single" w:color="000000" w:sz="4"/>
               <w:left w:val="single" w:color="000000" w:sz="4"/>
@@ -859,6 +990,38 @@
         </w:tc>
         <w:tc>
           <w:tcPr>
+            <w:tcW w:type="dxa" w:w="2040"/>
+            <w:tcBorders>
+              <w:top w:val="single" w:color="000000" w:sz="4"/>
+              <w:left w:val="single" w:color="000000" w:sz="4"/>
+              <w:bottom w:val="single" w:color="000000" w:sz="4"/>
+              <w:right w:val="single" w:color="000000" w:sz="4"/>
+            </w:tcBorders>
+            <w:shd w:fill="F5F5F5" w:color="auto" w:val="clear"/>
+            <w:tcMar>
+              <w:top w:type="dxa" w:w="170"/>
+              <w:left w:type="dxa" w:w="170"/>
+              <w:bottom w:type="dxa" w:w="170"/>
+              <w:right w:type="dxa" w:w="170"/>
+            </w:tcMar>
+            <w:vAlign w:val="center"/>
+          </w:tcPr>
+          <w:p>
+            <w:pPr>
+              <w:jc w:val="left"/>
+            </w:pPr>
+            <w:r>
+              <w:rPr>
+                <w:rFonts w:ascii="NanumGothic" w:cs="NanumGothic" w:eastAsia="NanumGothic" w:hAnsi="NanumGothic"/>
+                <w:sz w:val="20"/>
+                <w:szCs w:val="20"/>
+              </w:rPr>
+              <w:t xml:space="preserve"/>
+            </w:r>
+          </w:p>
+        </w:tc>
+        <w:tc>
+          <w:tcPr>
             <w:tcW w:type="dxa" w:w="1700"/>
             <w:tcBorders>
               <w:top w:val="single" w:color="000000" w:sz="4"/>
@@ -891,7 +1054,7 @@
         </w:tc>
         <w:tc>
           <w:tcPr>
-            <w:tcW w:type="dxa" w:w="2267"/>
+            <w:tcW w:type="dxa" w:w="1927"/>
             <w:tcBorders>
               <w:top w:val="single" w:color="000000" w:sz="4"/>
               <w:left w:val="single" w:color="000000" w:sz="4"/>
@@ -960,7 +1123,39 @@
         </w:tc>
         <w:tc>
           <w:tcPr>
-            <w:tcW w:type="dxa" w:w="5102"/>
+            <w:tcW w:type="dxa" w:w="3401"/>
+            <w:tcBorders>
+              <w:top w:val="single" w:color="000000" w:sz="4"/>
+              <w:left w:val="single" w:color="000000" w:sz="4"/>
+              <w:bottom w:val="single" w:color="000000" w:sz="4"/>
+              <w:right w:val="single" w:color="000000" w:sz="4"/>
+            </w:tcBorders>
+            <w:shd w:fill="ffffff" w:color="auto" w:val="clear"/>
+            <w:tcMar>
+              <w:top w:type="dxa" w:w="170"/>
+              <w:left w:type="dxa" w:w="170"/>
+              <w:bottom w:type="dxa" w:w="170"/>
+              <w:right w:type="dxa" w:w="170"/>
+            </w:tcMar>
+            <w:vAlign w:val="center"/>
+          </w:tcPr>
+          <w:p>
+            <w:pPr>
+              <w:jc w:val="left"/>
+            </w:pPr>
+            <w:r>
+              <w:rPr>
+                <w:rFonts w:ascii="NanumGothic" w:cs="NanumGothic" w:eastAsia="NanumGothic" w:hAnsi="NanumGothic"/>
+                <w:sz w:val="20"/>
+                <w:szCs w:val="20"/>
+              </w:rPr>
+              <w:t xml:space="preserve"/>
+            </w:r>
+          </w:p>
+        </w:tc>
+        <w:tc>
+          <w:tcPr>
+            <w:tcW w:type="dxa" w:w="2040"/>
             <w:tcBorders>
               <w:top w:val="single" w:color="000000" w:sz="4"/>
               <w:left w:val="single" w:color="000000" w:sz="4"/>
@@ -1024,7 +1219,7 @@
         </w:tc>
         <w:tc>
           <w:tcPr>
-            <w:tcW w:type="dxa" w:w="2267"/>
+            <w:tcW w:type="dxa" w:w="1927"/>
             <w:tcBorders>
               <w:top w:val="single" w:color="000000" w:sz="4"/>
               <w:left w:val="single" w:color="000000" w:sz="4"/>
@@ -1093,7 +1288,7 @@
         </w:tc>
         <w:tc>
           <w:tcPr>
-            <w:tcW w:type="dxa" w:w="5102"/>
+            <w:tcW w:type="dxa" w:w="3401"/>
             <w:tcBorders>
               <w:top w:val="single" w:color="000000" w:sz="4"/>
               <w:left w:val="single" w:color="000000" w:sz="4"/>
@@ -1125,6 +1320,38 @@
         </w:tc>
         <w:tc>
           <w:tcPr>
+            <w:tcW w:type="dxa" w:w="2040"/>
+            <w:tcBorders>
+              <w:top w:val="single" w:color="000000" w:sz="4"/>
+              <w:left w:val="single" w:color="000000" w:sz="4"/>
+              <w:bottom w:val="single" w:color="000000" w:sz="4"/>
+              <w:right w:val="single" w:color="000000" w:sz="4"/>
+            </w:tcBorders>
+            <w:shd w:fill="F5F5F5" w:color="auto" w:val="clear"/>
+            <w:tcMar>
+              <w:top w:type="dxa" w:w="170"/>
+              <w:left w:type="dxa" w:w="170"/>
+              <w:bottom w:type="dxa" w:w="170"/>
+              <w:right w:type="dxa" w:w="170"/>
+            </w:tcMar>
+            <w:vAlign w:val="center"/>
+          </w:tcPr>
+          <w:p>
+            <w:pPr>
+              <w:jc w:val="left"/>
+            </w:pPr>
+            <w:r>
+              <w:rPr>
+                <w:rFonts w:ascii="NanumGothic" w:cs="NanumGothic" w:eastAsia="NanumGothic" w:hAnsi="NanumGothic"/>
+                <w:sz w:val="20"/>
+                <w:szCs w:val="20"/>
+              </w:rPr>
+              <w:t xml:space="preserve"/>
+            </w:r>
+          </w:p>
+        </w:tc>
+        <w:tc>
+          <w:tcPr>
             <w:tcW w:type="dxa" w:w="1700"/>
             <w:tcBorders>
               <w:top w:val="single" w:color="000000" w:sz="4"/>
@@ -1157,7 +1384,7 @@
         </w:tc>
         <w:tc>
           <w:tcPr>
-            <w:tcW w:type="dxa" w:w="2267"/>
+            <w:tcW w:type="dxa" w:w="1927"/>
             <w:tcBorders>
               <w:top w:val="single" w:color="000000" w:sz="4"/>
               <w:left w:val="single" w:color="000000" w:sz="4"/>
@@ -1226,7 +1453,39 @@
         </w:tc>
         <w:tc>
           <w:tcPr>
-            <w:tcW w:type="dxa" w:w="5102"/>
+            <w:tcW w:type="dxa" w:w="3401"/>
+            <w:tcBorders>
+              <w:top w:val="single" w:color="000000" w:sz="4"/>
+              <w:left w:val="single" w:color="000000" w:sz="4"/>
+              <w:bottom w:val="single" w:color="000000" w:sz="4"/>
+              <w:right w:val="single" w:color="000000" w:sz="4"/>
+            </w:tcBorders>
+            <w:shd w:fill="ffffff" w:color="auto" w:val="clear"/>
+            <w:tcMar>
+              <w:top w:type="dxa" w:w="170"/>
+              <w:left w:type="dxa" w:w="170"/>
+              <w:bottom w:type="dxa" w:w="170"/>
+              <w:right w:type="dxa" w:w="170"/>
+            </w:tcMar>
+            <w:vAlign w:val="center"/>
+          </w:tcPr>
+          <w:p>
+            <w:pPr>
+              <w:jc w:val="left"/>
+            </w:pPr>
+            <w:r>
+              <w:rPr>
+                <w:rFonts w:ascii="NanumGothic" w:cs="NanumGothic" w:eastAsia="NanumGothic" w:hAnsi="NanumGothic"/>
+                <w:sz w:val="20"/>
+                <w:szCs w:val="20"/>
+              </w:rPr>
+              <w:t xml:space="preserve"/>
+            </w:r>
+          </w:p>
+        </w:tc>
+        <w:tc>
+          <w:tcPr>
+            <w:tcW w:type="dxa" w:w="2040"/>
             <w:tcBorders>
               <w:top w:val="single" w:color="000000" w:sz="4"/>
               <w:left w:val="single" w:color="000000" w:sz="4"/>
@@ -1290,7 +1549,7 @@
         </w:tc>
         <w:tc>
           <w:tcPr>
-            <w:tcW w:type="dxa" w:w="2267"/>
+            <w:tcW w:type="dxa" w:w="1927"/>
             <w:tcBorders>
               <w:top w:val="single" w:color="000000" w:sz="4"/>
               <w:left w:val="single" w:color="000000" w:sz="4"/>
@@ -1359,7 +1618,7 @@
         </w:tc>
         <w:tc>
           <w:tcPr>
-            <w:tcW w:type="dxa" w:w="5102"/>
+            <w:tcW w:type="dxa" w:w="3401"/>
             <w:tcBorders>
               <w:top w:val="single" w:color="000000" w:sz="4"/>
               <w:left w:val="single" w:color="000000" w:sz="4"/>
@@ -1391,6 +1650,38 @@
         </w:tc>
         <w:tc>
           <w:tcPr>
+            <w:tcW w:type="dxa" w:w="2040"/>
+            <w:tcBorders>
+              <w:top w:val="single" w:color="000000" w:sz="4"/>
+              <w:left w:val="single" w:color="000000" w:sz="4"/>
+              <w:bottom w:val="single" w:color="000000" w:sz="4"/>
+              <w:right w:val="single" w:color="000000" w:sz="4"/>
+            </w:tcBorders>
+            <w:shd w:fill="F5F5F5" w:color="auto" w:val="clear"/>
+            <w:tcMar>
+              <w:top w:type="dxa" w:w="170"/>
+              <w:left w:type="dxa" w:w="170"/>
+              <w:bottom w:type="dxa" w:w="170"/>
+              <w:right w:type="dxa" w:w="170"/>
+            </w:tcMar>
+            <w:vAlign w:val="center"/>
+          </w:tcPr>
+          <w:p>
+            <w:pPr>
+              <w:jc w:val="left"/>
+            </w:pPr>
+            <w:r>
+              <w:rPr>
+                <w:rFonts w:ascii="NanumGothic" w:cs="NanumGothic" w:eastAsia="NanumGothic" w:hAnsi="NanumGothic"/>
+                <w:sz w:val="20"/>
+                <w:szCs w:val="20"/>
+              </w:rPr>
+              <w:t xml:space="preserve"/>
+            </w:r>
+          </w:p>
+        </w:tc>
+        <w:tc>
+          <w:tcPr>
             <w:tcW w:type="dxa" w:w="1700"/>
             <w:tcBorders>
               <w:top w:val="single" w:color="000000" w:sz="4"/>
@@ -1423,7 +1714,7 @@
         </w:tc>
         <w:tc>
           <w:tcPr>
-            <w:tcW w:type="dxa" w:w="2267"/>
+            <w:tcW w:type="dxa" w:w="1927"/>
             <w:tcBorders>
               <w:top w:val="single" w:color="000000" w:sz="4"/>
               <w:left w:val="single" w:color="000000" w:sz="4"/>
@@ -1492,7 +1783,39 @@
         </w:tc>
         <w:tc>
           <w:tcPr>
-            <w:tcW w:type="dxa" w:w="5102"/>
+            <w:tcW w:type="dxa" w:w="3401"/>
+            <w:tcBorders>
+              <w:top w:val="single" w:color="000000" w:sz="4"/>
+              <w:left w:val="single" w:color="000000" w:sz="4"/>
+              <w:bottom w:val="single" w:color="000000" w:sz="4"/>
+              <w:right w:val="single" w:color="000000" w:sz="4"/>
+            </w:tcBorders>
+            <w:shd w:fill="ffffff" w:color="auto" w:val="clear"/>
+            <w:tcMar>
+              <w:top w:type="dxa" w:w="170"/>
+              <w:left w:type="dxa" w:w="170"/>
+              <w:bottom w:type="dxa" w:w="170"/>
+              <w:right w:type="dxa" w:w="170"/>
+            </w:tcMar>
+            <w:vAlign w:val="center"/>
+          </w:tcPr>
+          <w:p>
+            <w:pPr>
+              <w:jc w:val="left"/>
+            </w:pPr>
+            <w:r>
+              <w:rPr>
+                <w:rFonts w:ascii="NanumGothic" w:cs="NanumGothic" w:eastAsia="NanumGothic" w:hAnsi="NanumGothic"/>
+                <w:sz w:val="20"/>
+                <w:szCs w:val="20"/>
+              </w:rPr>
+              <w:t xml:space="preserve"/>
+            </w:r>
+          </w:p>
+        </w:tc>
+        <w:tc>
+          <w:tcPr>
+            <w:tcW w:type="dxa" w:w="2040"/>
             <w:tcBorders>
               <w:top w:val="single" w:color="000000" w:sz="4"/>
               <w:left w:val="single" w:color="000000" w:sz="4"/>
@@ -1556,7 +1879,7 @@
         </w:tc>
         <w:tc>
           <w:tcPr>
-            <w:tcW w:type="dxa" w:w="2267"/>
+            <w:tcW w:type="dxa" w:w="1927"/>
             <w:tcBorders>
               <w:top w:val="single" w:color="000000" w:sz="4"/>
               <w:left w:val="single" w:color="000000" w:sz="4"/>
@@ -1625,7 +1948,7 @@
         </w:tc>
         <w:tc>
           <w:tcPr>
-            <w:tcW w:type="dxa" w:w="5102"/>
+            <w:tcW w:type="dxa" w:w="3401"/>
             <w:tcBorders>
               <w:top w:val="single" w:color="000000" w:sz="4"/>
               <w:left w:val="single" w:color="000000" w:sz="4"/>
@@ -1657,6 +1980,38 @@
         </w:tc>
         <w:tc>
           <w:tcPr>
+            <w:tcW w:type="dxa" w:w="2040"/>
+            <w:tcBorders>
+              <w:top w:val="single" w:color="000000" w:sz="4"/>
+              <w:left w:val="single" w:color="000000" w:sz="4"/>
+              <w:bottom w:val="single" w:color="000000" w:sz="4"/>
+              <w:right w:val="single" w:color="000000" w:sz="4"/>
+            </w:tcBorders>
+            <w:shd w:fill="F5F5F5" w:color="auto" w:val="clear"/>
+            <w:tcMar>
+              <w:top w:type="dxa" w:w="170"/>
+              <w:left w:type="dxa" w:w="170"/>
+              <w:bottom w:type="dxa" w:w="170"/>
+              <w:right w:type="dxa" w:w="170"/>
+            </w:tcMar>
+            <w:vAlign w:val="center"/>
+          </w:tcPr>
+          <w:p>
+            <w:pPr>
+              <w:jc w:val="left"/>
+            </w:pPr>
+            <w:r>
+              <w:rPr>
+                <w:rFonts w:ascii="NanumGothic" w:cs="NanumGothic" w:eastAsia="NanumGothic" w:hAnsi="NanumGothic"/>
+                <w:sz w:val="20"/>
+                <w:szCs w:val="20"/>
+              </w:rPr>
+              <w:t xml:space="preserve"/>
+            </w:r>
+          </w:p>
+        </w:tc>
+        <w:tc>
+          <w:tcPr>
             <w:tcW w:type="dxa" w:w="1700"/>
             <w:tcBorders>
               <w:top w:val="single" w:color="000000" w:sz="4"/>
@@ -1689,7 +2044,7 @@
         </w:tc>
         <w:tc>
           <w:tcPr>
-            <w:tcW w:type="dxa" w:w="2267"/>
+            <w:tcW w:type="dxa" w:w="1927"/>
             <w:tcBorders>
               <w:top w:val="single" w:color="000000" w:sz="4"/>
               <w:left w:val="single" w:color="000000" w:sz="4"/>
@@ -1758,7 +2113,39 @@
         </w:tc>
         <w:tc>
           <w:tcPr>
-            <w:tcW w:type="dxa" w:w="5102"/>
+            <w:tcW w:type="dxa" w:w="3401"/>
+            <w:tcBorders>
+              <w:top w:val="single" w:color="000000" w:sz="4"/>
+              <w:left w:val="single" w:color="000000" w:sz="4"/>
+              <w:bottom w:val="single" w:color="000000" w:sz="4"/>
+              <w:right w:val="single" w:color="000000" w:sz="4"/>
+            </w:tcBorders>
+            <w:shd w:fill="ffffff" w:color="auto" w:val="clear"/>
+            <w:tcMar>
+              <w:top w:type="dxa" w:w="170"/>
+              <w:left w:type="dxa" w:w="170"/>
+              <w:bottom w:type="dxa" w:w="170"/>
+              <w:right w:type="dxa" w:w="170"/>
+            </w:tcMar>
+            <w:vAlign w:val="center"/>
+          </w:tcPr>
+          <w:p>
+            <w:pPr>
+              <w:jc w:val="left"/>
+            </w:pPr>
+            <w:r>
+              <w:rPr>
+                <w:rFonts w:ascii="NanumGothic" w:cs="NanumGothic" w:eastAsia="NanumGothic" w:hAnsi="NanumGothic"/>
+                <w:sz w:val="20"/>
+                <w:szCs w:val="20"/>
+              </w:rPr>
+              <w:t xml:space="preserve"/>
+            </w:r>
+          </w:p>
+        </w:tc>
+        <w:tc>
+          <w:tcPr>
+            <w:tcW w:type="dxa" w:w="2040"/>
             <w:tcBorders>
               <w:top w:val="single" w:color="000000" w:sz="4"/>
               <w:left w:val="single" w:color="000000" w:sz="4"/>
@@ -1822,7 +2209,7 @@
         </w:tc>
         <w:tc>
           <w:tcPr>
-            <w:tcW w:type="dxa" w:w="2267"/>
+            <w:tcW w:type="dxa" w:w="1927"/>
             <w:tcBorders>
               <w:top w:val="single" w:color="000000" w:sz="4"/>
               <w:left w:val="single" w:color="000000" w:sz="4"/>
@@ -1891,7 +2278,7 @@
         </w:tc>
         <w:tc>
           <w:tcPr>
-            <w:tcW w:type="dxa" w:w="5102"/>
+            <w:tcW w:type="dxa" w:w="3401"/>
             <w:tcBorders>
               <w:top w:val="single" w:color="000000" w:sz="4"/>
               <w:left w:val="single" w:color="000000" w:sz="4"/>
@@ -1923,6 +2310,38 @@
         </w:tc>
         <w:tc>
           <w:tcPr>
+            <w:tcW w:type="dxa" w:w="2040"/>
+            <w:tcBorders>
+              <w:top w:val="single" w:color="000000" w:sz="4"/>
+              <w:left w:val="single" w:color="000000" w:sz="4"/>
+              <w:bottom w:val="single" w:color="000000" w:sz="4"/>
+              <w:right w:val="single" w:color="000000" w:sz="4"/>
+            </w:tcBorders>
+            <w:shd w:fill="F5F5F5" w:color="auto" w:val="clear"/>
+            <w:tcMar>
+              <w:top w:type="dxa" w:w="170"/>
+              <w:left w:type="dxa" w:w="170"/>
+              <w:bottom w:type="dxa" w:w="170"/>
+              <w:right w:type="dxa" w:w="170"/>
+            </w:tcMar>
+            <w:vAlign w:val="center"/>
+          </w:tcPr>
+          <w:p>
+            <w:pPr>
+              <w:jc w:val="left"/>
+            </w:pPr>
+            <w:r>
+              <w:rPr>
+                <w:rFonts w:ascii="NanumGothic" w:cs="NanumGothic" w:eastAsia="NanumGothic" w:hAnsi="NanumGothic"/>
+                <w:sz w:val="20"/>
+                <w:szCs w:val="20"/>
+              </w:rPr>
+              <w:t xml:space="preserve"/>
+            </w:r>
+          </w:p>
+        </w:tc>
+        <w:tc>
+          <w:tcPr>
             <w:tcW w:type="dxa" w:w="1700"/>
             <w:tcBorders>
               <w:top w:val="single" w:color="000000" w:sz="4"/>
@@ -1955,7 +2374,7 @@
         </w:tc>
         <w:tc>
           <w:tcPr>
-            <w:tcW w:type="dxa" w:w="2267"/>
+            <w:tcW w:type="dxa" w:w="1927"/>
             <w:tcBorders>
               <w:top w:val="single" w:color="000000" w:sz="4"/>
               <w:left w:val="single" w:color="000000" w:sz="4"/>
@@ -2024,7 +2443,39 @@
         </w:tc>
         <w:tc>
           <w:tcPr>
-            <w:tcW w:type="dxa" w:w="5102"/>
+            <w:tcW w:type="dxa" w:w="3401"/>
+            <w:tcBorders>
+              <w:top w:val="single" w:color="000000" w:sz="4"/>
+              <w:left w:val="single" w:color="000000" w:sz="4"/>
+              <w:bottom w:val="single" w:color="000000" w:sz="4"/>
+              <w:right w:val="single" w:color="000000" w:sz="4"/>
+            </w:tcBorders>
+            <w:shd w:fill="ffffff" w:color="auto" w:val="clear"/>
+            <w:tcMar>
+              <w:top w:type="dxa" w:w="170"/>
+              <w:left w:type="dxa" w:w="170"/>
+              <w:bottom w:type="dxa" w:w="170"/>
+              <w:right w:type="dxa" w:w="170"/>
+            </w:tcMar>
+            <w:vAlign w:val="center"/>
+          </w:tcPr>
+          <w:p>
+            <w:pPr>
+              <w:jc w:val="left"/>
+            </w:pPr>
+            <w:r>
+              <w:rPr>
+                <w:rFonts w:ascii="NanumGothic" w:cs="NanumGothic" w:eastAsia="NanumGothic" w:hAnsi="NanumGothic"/>
+                <w:sz w:val="20"/>
+                <w:szCs w:val="20"/>
+              </w:rPr>
+              <w:t xml:space="preserve"/>
+            </w:r>
+          </w:p>
+        </w:tc>
+        <w:tc>
+          <w:tcPr>
+            <w:tcW w:type="dxa" w:w="2040"/>
             <w:tcBorders>
               <w:top w:val="single" w:color="000000" w:sz="4"/>
               <w:left w:val="single" w:color="000000" w:sz="4"/>
@@ -2088,7 +2539,7 @@
         </w:tc>
         <w:tc>
           <w:tcPr>
-            <w:tcW w:type="dxa" w:w="2267"/>
+            <w:tcW w:type="dxa" w:w="1927"/>
             <w:tcBorders>
               <w:top w:val="single" w:color="000000" w:sz="4"/>
               <w:left w:val="single" w:color="000000" w:sz="4"/>
@@ -2157,7 +2608,7 @@
         </w:tc>
         <w:tc>
           <w:tcPr>
-            <w:tcW w:type="dxa" w:w="5102"/>
+            <w:tcW w:type="dxa" w:w="3401"/>
             <w:tcBorders>
               <w:top w:val="single" w:color="000000" w:sz="4"/>
               <w:left w:val="single" w:color="000000" w:sz="4"/>
@@ -2189,6 +2640,38 @@
         </w:tc>
         <w:tc>
           <w:tcPr>
+            <w:tcW w:type="dxa" w:w="2040"/>
+            <w:tcBorders>
+              <w:top w:val="single" w:color="000000" w:sz="4"/>
+              <w:left w:val="single" w:color="000000" w:sz="4"/>
+              <w:bottom w:val="single" w:color="000000" w:sz="4"/>
+              <w:right w:val="single" w:color="000000" w:sz="4"/>
+            </w:tcBorders>
+            <w:shd w:fill="F5F5F5" w:color="auto" w:val="clear"/>
+            <w:tcMar>
+              <w:top w:type="dxa" w:w="170"/>
+              <w:left w:type="dxa" w:w="170"/>
+              <w:bottom w:type="dxa" w:w="170"/>
+              <w:right w:type="dxa" w:w="170"/>
+            </w:tcMar>
+            <w:vAlign w:val="center"/>
+          </w:tcPr>
+          <w:p>
+            <w:pPr>
+              <w:jc w:val="left"/>
+            </w:pPr>
+            <w:r>
+              <w:rPr>
+                <w:rFonts w:ascii="NanumGothic" w:cs="NanumGothic" w:eastAsia="NanumGothic" w:hAnsi="NanumGothic"/>
+                <w:sz w:val="20"/>
+                <w:szCs w:val="20"/>
+              </w:rPr>
+              <w:t xml:space="preserve"/>
+            </w:r>
+          </w:p>
+        </w:tc>
+        <w:tc>
+          <w:tcPr>
             <w:tcW w:type="dxa" w:w="1700"/>
             <w:tcBorders>
               <w:top w:val="single" w:color="000000" w:sz="4"/>
@@ -2221,7 +2704,7 @@
         </w:tc>
         <w:tc>
           <w:tcPr>
-            <w:tcW w:type="dxa" w:w="2267"/>
+            <w:tcW w:type="dxa" w:w="1927"/>
             <w:tcBorders>
               <w:top w:val="single" w:color="000000" w:sz="4"/>
               <w:left w:val="single" w:color="000000" w:sz="4"/>
@@ -2290,7 +2773,39 @@
         </w:tc>
         <w:tc>
           <w:tcPr>
-            <w:tcW w:type="dxa" w:w="5102"/>
+            <w:tcW w:type="dxa" w:w="3401"/>
+            <w:tcBorders>
+              <w:top w:val="single" w:color="000000" w:sz="4"/>
+              <w:left w:val="single" w:color="000000" w:sz="4"/>
+              <w:bottom w:val="single" w:color="000000" w:sz="4"/>
+              <w:right w:val="single" w:color="000000" w:sz="4"/>
+            </w:tcBorders>
+            <w:shd w:fill="ffffff" w:color="auto" w:val="clear"/>
+            <w:tcMar>
+              <w:top w:type="dxa" w:w="170"/>
+              <w:left w:type="dxa" w:w="170"/>
+              <w:bottom w:type="dxa" w:w="170"/>
+              <w:right w:type="dxa" w:w="170"/>
+            </w:tcMar>
+            <w:vAlign w:val="center"/>
+          </w:tcPr>
+          <w:p>
+            <w:pPr>
+              <w:jc w:val="left"/>
+            </w:pPr>
+            <w:r>
+              <w:rPr>
+                <w:rFonts w:ascii="NanumGothic" w:cs="NanumGothic" w:eastAsia="NanumGothic" w:hAnsi="NanumGothic"/>
+                <w:sz w:val="20"/>
+                <w:szCs w:val="20"/>
+              </w:rPr>
+              <w:t xml:space="preserve"/>
+            </w:r>
+          </w:p>
+        </w:tc>
+        <w:tc>
+          <w:tcPr>
+            <w:tcW w:type="dxa" w:w="2040"/>
             <w:tcBorders>
               <w:top w:val="single" w:color="000000" w:sz="4"/>
               <w:left w:val="single" w:color="000000" w:sz="4"/>
@@ -2354,7 +2869,7 @@
         </w:tc>
         <w:tc>
           <w:tcPr>
-            <w:tcW w:type="dxa" w:w="2267"/>
+            <w:tcW w:type="dxa" w:w="1927"/>
             <w:tcBorders>
               <w:top w:val="single" w:color="000000" w:sz="4"/>
               <w:left w:val="single" w:color="000000" w:sz="4"/>
@@ -2405,7 +2920,7 @@
           <w:sz w:val="20"/>
           <w:szCs w:val="20"/>
         </w:rPr>
-        <w:t xml:space="preserve">※ 점검 결과: 양호/불량/해당없음 중 기입.</w:t>
+        <w:t xml:space="preserve">※ 점검 결과: 양호/불량/해당없음 중 기입. 불량 항목은 즉시 개선 조치 후 재확인.</w:t>
       </w:r>
     </w:p>
     <w:p>
